--- a/docs/CATI-Analisis-Tecnico.docx
+++ b/docs/CATI-Analisis-Tecnico.docx
@@ -240,6 +240,35 @@
     </w:p>
     <w:p>
       <w:pPr>
+        <w:spacing w:after="160" w:line="300"/>
+        <w:jc w:val="both"/>
+      </w:pPr>
+      <w:r>
+        <w:rPr>
+          <w:sz w:val="22"/>
+          <w:szCs w:val="22"/>
+        </w:rPr>
+        <w:t xml:space="preserve">Los tres portales comparten además una pestaña de </w:t>
+      </w:r>
+      <w:r>
+        <w:rPr>
+          <w:b/>
+          <w:bCs/>
+          <w:sz w:val="22"/>
+          <w:szCs w:val="22"/>
+        </w:rPr>
+        <w:t xml:space="preserve">Configuración</w:t>
+      </w:r>
+      <w:r>
+        <w:rPr>
+          <w:sz w:val="22"/>
+          <w:szCs w:val="22"/>
+        </w:rPr>
+        <w:t xml:space="preserve"> (tema claro/oscuro/sistema, información personal en solo lectura y correo secundario editable) y un encabezado con saludo personalizado según la hora del día (“Buenos días, María Fernanda”), en lugar de títulos genéricos.</w:t>
+      </w:r>
+    </w:p>
+    <w:p>
+      <w:pPr>
         <w:pStyle w:val="Heading1"/>
         <w:spacing w:after="200" w:before="360"/>
       </w:pPr>
@@ -343,7 +372,7 @@
           <w:sz w:val="22"/>
           <w:szCs w:val="22"/>
         </w:rPr>
-        <w:t xml:space="preserve">PostgreSQL con el ORM Prisma 7. El esquema se versiona con Prisma Migrate (6 migraciones a la fecha), lo que permite reproducir la base en cualquier entorno con un solo comando. Los modelos son: Usuario, Ticket, Departamento, Maquina y CatServicios, más los enums EstadoTicket (ABIERTO, EN_PROGRESO, ATENDIDO, CERRADO) y Servicios (SERVICIO, TELEFONIA, HARDWARE, SOFTWARE, RED, IMPRESION).</w:t>
+        <w:t xml:space="preserve">PostgreSQL con el ORM Prisma 7. El esquema se versiona con Prisma Migrate (7 migraciones a la fecha), lo que permite reproducir la base en cualquier entorno con un solo comando. Los modelos son: Usuario, Ticket, Departamento, Maquina y CatServicios, más los enums EstadoTicket (ABIERTO, EN_PROGRESO, ATENDIDO, CERRADO) y Servicios (SERVICIO, TELEFONIA, HARDWARE, SOFTWARE, RED, IMPRESION).</w:t>
       </w:r>
     </w:p>
     <w:p>
@@ -356,7 +385,7 @@
           <w:sz w:val="22"/>
           <w:szCs w:val="22"/>
         </w:rPr>
-        <w:t xml:space="preserve">Relaciones clave: un Ticket pertenece a un Usuario creador y opcionalmente a un técnico asignado y a una Maquina; cada Usuario y cada Maquina pertenecen a un Departamento; cada Ticket referencia un servicio del catálogo. El departamento de un ticket no se guarda por duplicado: se deriva de la relación creador → departamento, evitando inconsistencias. Los campos fechaCierre y notaCierre se gestionan automáticamente en el servidor al cerrar o reabrir un ticket.</w:t>
+        <w:t xml:space="preserve">Relaciones clave: un Ticket pertenece a un Usuario creador y opcionalmente a un técnico asignado y a una Maquina; cada Usuario y cada Maquina pertenecen a un Departamento; cada Ticket referencia un servicio del catálogo. El departamento de un ticket no se guarda por duplicado: se deriva de la relación creador → departamento, evitando inconsistencias. Los campos fechaCierre y notaCierre se gestionan automáticamente en el servidor al cerrar o reabrir un ticket. Usuario incluye además correoSecundario, un correo de contacto alterno opcional que cada persona edita desde su Configuración.</w:t>
       </w:r>
     </w:p>
     <w:p>
@@ -2084,6 +2113,83 @@
                 <w:sz w:val="19"/>
                 <w:szCs w:val="19"/>
               </w:rPr>
+              <w:t xml:space="preserve">next-themes 0.4</w:t>
+            </w:r>
+          </w:p>
+        </w:tc>
+        <w:tc>
+          <w:tcPr>
+            <w:tcW w:type="dxa" w:w="1700"/>
+            <w:tcMar>
+              <w:top w:type="dxa" w:w="60"/>
+              <w:left w:type="dxa" w:w="100"/>
+              <w:bottom w:type="dxa" w:w="60"/>
+              <w:right w:type="dxa" w:w="100"/>
+            </w:tcMar>
+          </w:tcPr>
+          <w:p>
+            <w:pPr>
+              <w:spacing w:after="0" w:line="260"/>
+            </w:pPr>
+            <w:r>
+              <w:rPr>
+                <w:b w:val="false"/>
+                <w:bCs w:val="false"/>
+                <w:sz w:val="19"/>
+                <w:szCs w:val="19"/>
+              </w:rPr>
+              <w:t xml:space="preserve">Tema claro/oscuro</w:t>
+            </w:r>
+          </w:p>
+        </w:tc>
+        <w:tc>
+          <w:tcPr>
+            <w:tcW w:type="dxa" w:w="5360"/>
+            <w:tcMar>
+              <w:top w:type="dxa" w:w="60"/>
+              <w:left w:type="dxa" w:w="100"/>
+              <w:bottom w:type="dxa" w:w="60"/>
+              <w:right w:type="dxa" w:w="100"/>
+            </w:tcMar>
+          </w:tcPr>
+          <w:p>
+            <w:pPr>
+              <w:spacing w:after="0" w:line="260"/>
+            </w:pPr>
+            <w:r>
+              <w:rPr>
+                <w:b w:val="false"/>
+                <w:bCs w:val="false"/>
+                <w:sz w:val="19"/>
+                <w:szCs w:val="19"/>
+              </w:rPr>
+              <w:t xml:space="preserve">Gestiona la preferencia de tema por dispositivo (claro, oscuro o el del sistema) y la persiste en el navegador; activa la paleta oscura institucional ya definida en CSS.</w:t>
+            </w:r>
+          </w:p>
+        </w:tc>
+      </w:tr>
+      <w:tr>
+        <w:tc>
+          <w:tcPr>
+            <w:tcW w:type="dxa" w:w="2300"/>
+            <w:tcMar>
+              <w:top w:type="dxa" w:w="60"/>
+              <w:left w:type="dxa" w:w="100"/>
+              <w:bottom w:type="dxa" w:w="60"/>
+              <w:right w:type="dxa" w:w="100"/>
+            </w:tcMar>
+          </w:tcPr>
+          <w:p>
+            <w:pPr>
+              <w:spacing w:after="0" w:line="260"/>
+            </w:pPr>
+            <w:r>
+              <w:rPr>
+                <w:b w:val="false"/>
+                <w:bCs w:val="false"/>
+                <w:sz w:val="19"/>
+                <w:szCs w:val="19"/>
+              </w:rPr>
               <w:t xml:space="preserve">sonner y lucide-react</w:t>
             </w:r>
           </w:p>
@@ -2332,7 +2438,34 @@
           <w:bCs/>
           <w:color w:val="006657"/>
         </w:rPr>
-        <w:t xml:space="preserve">5.7 Limitaciones conocidas (decisiones temporales del equipo)</w:t>
+        <w:t xml:space="preserve">5.7 Configuración personal: modo oscuro y correo secundario</w:t>
+      </w:r>
+    </w:p>
+    <w:p>
+      <w:pPr>
+        <w:spacing w:after="160" w:line="300"/>
+        <w:jc w:val="both"/>
+      </w:pPr>
+      <w:r>
+        <w:rPr>
+          <w:sz w:val="22"/>
+          <w:szCs w:val="22"/>
+        </w:rPr>
+        <w:t xml:space="preserve">Cada portal incluye una pestaña de Configuración con tres bloques. (1) Apariencia: tema claro, oscuro o el del sistema; la paleta oscura deriva de los mismos colores institucionales y la preferencia se guarda por dispositivo en el navegador, no en la base de datos, pues es un ajuste de presentación y no un dato de la persona. (2) Mi información: los datos del perfil se muestran en solo lectura — su edición queda reservada al administrador para mantener un padrón controlado. (3) Correo secundario: el único dato que cada quien edita; se valida el formato tanto en el formulario como en el servidor, y puede eliminarse dejándolo vacío. El encabezado de los portales también se personalizó: saluda por nombre según la hora del día en lugar de mostrar un título genérico.</w:t>
+      </w:r>
+    </w:p>
+    <w:p>
+      <w:pPr>
+        <w:pStyle w:val="Heading2"/>
+        <w:spacing w:after="160" w:before="280"/>
+      </w:pPr>
+      <w:r>
+        <w:rPr>
+          <w:b/>
+          <w:bCs/>
+          <w:color w:val="006657"/>
+        </w:rPr>
+        <w:t xml:space="preserve">5.8 Limitaciones conocidas (decisiones temporales del equipo)</w:t>
       </w:r>
     </w:p>
     <w:p>
@@ -2712,7 +2845,7 @@
           <w:sz w:val="22"/>
           <w:szCs w:val="22"/>
         </w:rPr>
-        <w:t xml:space="preserve">Antes de liberar el sistema a los usuarios: proteger las rutas /api/user con el middleware de autenticación (ver sección 5.7).</w:t>
+        <w:t xml:space="preserve">Antes de liberar el sistema a los usuarios: proteger las rutas /api/user con el middleware de autenticación (ver sección 5.8).</w:t>
       </w:r>
     </w:p>
     <w:p>

--- a/docs/CATI-Analisis-Tecnico.docx
+++ b/docs/CATI-Analisis-Tecnico.docx
@@ -196,7 +196,7 @@
           <w:sz w:val="22"/>
           <w:szCs w:val="22"/>
         </w:rPr>
-        <w:t xml:space="preserve">ve un resumen estadístico de sus tickets por estatus, una cola en tiempo casi real de tickets sin asignar (se actualiza cada 8 segundos), toma tickets y avanza su estatus (Abierto → En progreso → Atendido → Cerrado). Al cerrar, el sistema exige un reporte de cierre con los datos del técnico y del usuario atendido prellenados. Cuenta con un historial filtrable de todos los tickets que ha cerrado, con duración de atención calculada.</w:t>
+        <w:t xml:space="preserve">ve un resumen estadístico de sus tickets por estatus, una cola en tiempo casi real de tickets sin asignar (se actualiza cada 8 segundos), toma tickets y avanza su estatus (Abierto → En progreso → Atendido → Cerrado). Al cerrar, el sistema exige un reporte de cierre con los datos del técnico y del usuario atendido prellenados, y ofrece generar un Dictamen Técnico oficial en PDF cuando la falla implica reemplazo de hardware. Cuenta con un historial filtrable de todos los tickets que ha cerrado, con duración de atención calculada.</w:t>
       </w:r>
     </w:p>
     <w:p>
@@ -2190,6 +2190,83 @@
                 <w:sz w:val="19"/>
                 <w:szCs w:val="19"/>
               </w:rPr>
+              <w:t xml:space="preserve">jsPDF 3</w:t>
+            </w:r>
+          </w:p>
+        </w:tc>
+        <w:tc>
+          <w:tcPr>
+            <w:tcW w:type="dxa" w:w="1700"/>
+            <w:tcMar>
+              <w:top w:type="dxa" w:w="60"/>
+              <w:left w:type="dxa" w:w="100"/>
+              <w:bottom w:type="dxa" w:w="60"/>
+              <w:right w:type="dxa" w:w="100"/>
+            </w:tcMar>
+          </w:tcPr>
+          <w:p>
+            <w:pPr>
+              <w:spacing w:after="0" w:line="260"/>
+            </w:pPr>
+            <w:r>
+              <w:rPr>
+                <w:b w:val="false"/>
+                <w:bCs w:val="false"/>
+                <w:sz w:val="19"/>
+                <w:szCs w:val="19"/>
+              </w:rPr>
+              <w:t xml:space="preserve">Generación de PDF</w:t>
+            </w:r>
+          </w:p>
+        </w:tc>
+        <w:tc>
+          <w:tcPr>
+            <w:tcW w:type="dxa" w:w="5360"/>
+            <w:tcMar>
+              <w:top w:type="dxa" w:w="60"/>
+              <w:left w:type="dxa" w:w="100"/>
+              <w:bottom w:type="dxa" w:w="60"/>
+              <w:right w:type="dxa" w:w="100"/>
+            </w:tcMar>
+          </w:tcPr>
+          <w:p>
+            <w:pPr>
+              <w:spacing w:after="0" w:line="260"/>
+            </w:pPr>
+            <w:r>
+              <w:rPr>
+                <w:b w:val="false"/>
+                <w:bCs w:val="false"/>
+                <w:sz w:val="19"/>
+                <w:szCs w:val="19"/>
+              </w:rPr>
+              <w:t xml:space="preserve">Construye el Dictamen Técnico en PDF directamente en el navegador, con el membrete oficial de fondo; sin carga para el servidor ni dependencias externas.</w:t>
+            </w:r>
+          </w:p>
+        </w:tc>
+      </w:tr>
+      <w:tr>
+        <w:tc>
+          <w:tcPr>
+            <w:tcW w:type="dxa" w:w="2300"/>
+            <w:tcMar>
+              <w:top w:type="dxa" w:w="60"/>
+              <w:left w:type="dxa" w:w="100"/>
+              <w:bottom w:type="dxa" w:w="60"/>
+              <w:right w:type="dxa" w:w="100"/>
+            </w:tcMar>
+          </w:tcPr>
+          <w:p>
+            <w:pPr>
+              <w:spacing w:after="0" w:line="260"/>
+            </w:pPr>
+            <w:r>
+              <w:rPr>
+                <w:b w:val="false"/>
+                <w:bCs w:val="false"/>
+                <w:sz w:val="19"/>
+                <w:szCs w:val="19"/>
+              </w:rPr>
               <w:t xml:space="preserve">sonner y lucide-react</w:t>
             </w:r>
           </w:p>
@@ -2465,7 +2542,47 @@
           <w:bCs/>
           <w:color w:val="006657"/>
         </w:rPr>
-        <w:t xml:space="preserve">5.8 Limitaciones conocidas (decisiones temporales del equipo)</w:t>
+        <w:t xml:space="preserve">5.8 Dictamen Técnico en PDF</w:t>
+      </w:r>
+    </w:p>
+    <w:p>
+      <w:pPr>
+        <w:spacing w:after="160" w:line="300"/>
+        <w:jc w:val="both"/>
+      </w:pPr>
+      <w:r>
+        <w:rPr>
+          <w:sz w:val="22"/>
+          <w:szCs w:val="22"/>
+        </w:rPr>
+        <w:t xml:space="preserve">Cuando una falla de hardware requiere reemplazar una pieza o equipo, la Secretaría exige un “Dictamen Técnico” en formato oficial. Al cerrar un ticket, el técnico dispone de un botón opcional que abre un formulario con todos los campos del dictamen ya prellenados con lo que el sistema conoce (nombre, teléfono y departamento del usuario; modelo, número de serie e inventario del equipo; descripción del problema; y el reporte de cierre como observaciones), y descarga el documento en PDF con el membrete oficial de fondo.</w:t>
+      </w:r>
+    </w:p>
+    <w:p>
+      <w:pPr>
+        <w:spacing w:after="160" w:line="300"/>
+        <w:jc w:val="both"/>
+      </w:pPr>
+      <w:r>
+        <w:rPr>
+          <w:sz w:val="22"/>
+          <w:szCs w:val="22"/>
+        </w:rPr>
+        <w:t xml:space="preserve">Se resolvió con la librería jsPDF y generación 100 % en el navegador, sin cambios de backend ni base de datos: el dictamen es un documento que se descarga, no un registro del sistema. Se reutilizó el membrete original extraído del formato Word proporcionado por la Secretaría, para máxima fidelidad. Un detalle relevante: sin compresión el PDF pesaba ~33 MB porque jsPDF incrusta la imagen como mapa de bits sin comprimir; activando la compresión Flate integrada, el archivo final pesa ~260 KB.</w:t>
+      </w:r>
+    </w:p>
+    <w:p>
+      <w:pPr>
+        <w:pStyle w:val="Heading2"/>
+        <w:spacing w:after="160" w:before="280"/>
+      </w:pPr>
+      <w:r>
+        <w:rPr>
+          <w:b/>
+          <w:bCs/>
+          <w:color w:val="006657"/>
+        </w:rPr>
+        <w:t xml:space="preserve">5.9 Limitaciones conocidas (decisiones temporales del equipo)</w:t>
       </w:r>
     </w:p>
     <w:p>
@@ -2845,7 +2962,7 @@
           <w:sz w:val="22"/>
           <w:szCs w:val="22"/>
         </w:rPr>
-        <w:t xml:space="preserve">Antes de liberar el sistema a los usuarios: proteger las rutas /api/user con el middleware de autenticación (ver sección 5.8).</w:t>
+        <w:t xml:space="preserve">Antes de liberar el sistema a los usuarios: proteger las rutas /api/user con el middleware de autenticación (ver sección 5.9).</w:t>
       </w:r>
     </w:p>
     <w:p>

--- a/docs/CATI-Analisis-Tecnico.docx
+++ b/docs/CATI-Analisis-Tecnico.docx
@@ -2582,7 +2582,20 @@
           <w:bCs/>
           <w:color w:val="006657"/>
         </w:rPr>
-        <w:t xml:space="preserve">5.9 Limitaciones conocidas (decisiones temporales del equipo)</w:t>
+        <w:t xml:space="preserve">5.9 Seguridad y control de acceso</w:t>
+      </w:r>
+    </w:p>
+    <w:p>
+      <w:pPr>
+        <w:spacing w:after="160" w:line="300"/>
+        <w:jc w:val="both"/>
+      </w:pPr>
+      <w:r>
+        <w:rPr>
+          <w:sz w:val="22"/>
+          <w:szCs w:val="22"/>
+        </w:rPr>
+        <w:t xml:space="preserve">Antes de la puesta en producción se endureció la seguridad del backend. Durante el desarrollo algunas rutas se dejaron abiertas para agilizar las pruebas; para el despliegue definitivo se cerraron con las siguientes medidas:</w:t>
       </w:r>
     </w:p>
     <w:p>
@@ -2596,10 +2609,19 @@
       </w:pPr>
       <w:r>
         <w:rPr>
-          <w:sz w:val="22"/>
-          <w:szCs w:val="22"/>
-        </w:rPr>
-        <w:t xml:space="preserve">Las rutas /api/user no exigen token JWT: se dejaron abiertas a propósito durante la fase de pruebas. Deben protegerse antes de la puesta en producción definitiva.</w:t>
+          <w:b/>
+          <w:bCs/>
+          <w:sz w:val="22"/>
+          <w:szCs w:val="22"/>
+        </w:rPr>
+        <w:t xml:space="preserve">Autenticación obligatoria: </w:t>
+      </w:r>
+      <w:r>
+        <w:rPr>
+          <w:sz w:val="22"/>
+          <w:szCs w:val="22"/>
+        </w:rPr>
+        <w:t xml:space="preserve">todas las rutas, excepto el inicio de sesión, exigen un token JWT válido. El middleware de autenticación se aplica antes de cualquier ruta de recursos, incluidas las de gestión de usuarios.</w:t>
       </w:r>
     </w:p>
     <w:p>
@@ -2613,10 +2635,19 @@
       </w:pPr>
       <w:r>
         <w:rPr>
-          <w:sz w:val="22"/>
-          <w:szCs w:val="22"/>
-        </w:rPr>
-        <w:t xml:space="preserve">El backend no verifica roles (cualquier usuario autenticado puede llamar cualquier endpoint protegido); la restricción por rol vive solo en la interfaz. Se recomienda añadir un middleware de autorización como siguiente mejora.</w:t>
+          <w:b/>
+          <w:bCs/>
+          <w:sz w:val="22"/>
+          <w:szCs w:val="22"/>
+        </w:rPr>
+        <w:t xml:space="preserve">Autorización por rol: </w:t>
+      </w:r>
+      <w:r>
+        <w:rPr>
+          <w:sz w:val="22"/>
+          <w:szCs w:val="22"/>
+        </w:rPr>
+        <w:t xml:space="preserve">un middleware requireAdmin restringe la gestión (crear, editar y eliminar usuarios, departamentos, máquinas y catálogo de servicios) exclusivamente a administradores. Las lecturas de catálogos permanecen disponibles para cualquier usuario autenticado, pues las necesitan los formularios de ticket. El rol se normaliza para tolerar diferencias de mayúsculas.</w:t>
       </w:r>
     </w:p>
     <w:p>
@@ -2630,67 +2661,19 @@
       </w:pPr>
       <w:r>
         <w:rPr>
-          <w:sz w:val="22"/>
-          <w:szCs w:val="22"/>
-        </w:rPr>
-        <w:t xml:space="preserve">GET /api/user incluye el hash de la contraseña en la respuesta; el frontend lo descarta al recibirlo, pero lo ideal es excluirlo desde el servidor.</w:t>
-      </w:r>
-    </w:p>
-    <w:p>
-      <w:pPr>
-        <w:pStyle w:val="Heading1"/>
-        <w:spacing w:after="200" w:before="360"/>
-      </w:pPr>
-      <w:r>
-        <w:rPr>
-          <w:b/>
-          <w:bCs/>
-          <w:color w:val="10312B"/>
-        </w:rPr>
-        <w:t xml:space="preserve">6. Despliegue en el servidor (DigitalOcean)</w:t>
-      </w:r>
-    </w:p>
-    <w:p>
-      <w:pPr>
-        <w:spacing w:after="160" w:line="300"/>
-        <w:jc w:val="both"/>
-      </w:pPr>
-      <w:r>
-        <w:rPr>
-          <w:sz w:val="22"/>
-          <w:szCs w:val="22"/>
-        </w:rPr>
-        <w:t xml:space="preserve">El proyecto se publicará en un droplet de DigitalOcean con las siguientes especificaciones: </w:t>
-      </w:r>
-      <w:r>
-        <w:rPr>
-          <w:b/>
-          <w:bCs/>
-          <w:sz w:val="22"/>
-          <w:szCs w:val="22"/>
-        </w:rPr>
-        <w:t xml:space="preserve">1 vCPU, 1 GB de RAM, 25 GB de disco, Ubuntu 24.04 (LTS) x64</w:t>
-      </w:r>
-      <w:r>
-        <w:rPr>
-          <w:sz w:val="22"/>
-          <w:szCs w:val="22"/>
-        </w:rPr>
-        <w:t xml:space="preserve">. Las decisiones tecnológicas del proyecto encajan bien con un servidor de este tamaño: el frontend compila a archivos estáticos (no consume RAM propia), la API es un único proceso Node.js sin estado de sesión, y el sondeo cada 8 s genera una carga mínima.</w:t>
-      </w:r>
-    </w:p>
-    <w:p>
-      <w:pPr>
-        <w:pStyle w:val="Heading2"/>
-        <w:spacing w:after="160" w:before="280"/>
-      </w:pPr>
-      <w:r>
-        <w:rPr>
-          <w:b/>
-          <w:bCs/>
-          <w:color w:val="006657"/>
-        </w:rPr>
-        <w:t xml:space="preserve">6.1 Arquitectura de despliegue recomendada</w:t>
+          <w:b/>
+          <w:bCs/>
+          <w:sz w:val="22"/>
+          <w:szCs w:val="22"/>
+        </w:rPr>
+        <w:t xml:space="preserve">Regla self-or-admin en usuarios: </w:t>
+      </w:r>
+      <w:r>
+        <w:rPr>
+          <w:sz w:val="22"/>
+          <w:szCs w:val="22"/>
+        </w:rPr>
+        <w:t xml:space="preserve">un usuario no administrador solo puede consultar y editar su propio perfil, y únicamente su correo secundario. Esto impide, por ejemplo, que alguien eleve su propio rol a administrador (el servidor responde 403 ante ese intento).</w:t>
       </w:r>
     </w:p>
     <w:p>
@@ -2709,14 +2692,14 @@
           <w:sz w:val="22"/>
           <w:szCs w:val="22"/>
         </w:rPr>
-        <w:t xml:space="preserve">Nginx </w:t>
-      </w:r>
-      <w:r>
-        <w:rPr>
-          <w:sz w:val="22"/>
-          <w:szCs w:val="22"/>
-        </w:rPr>
-        <w:t xml:space="preserve">como servidor web: sirve el build estático del frontend (npm run build → carpeta dist/) y actúa como proxy inverso hacia la API Node en el puerto 3000 bajo la ruta /api. Un solo dominio evita problemas de CORS en producción.</w:t>
+        <w:t xml:space="preserve">Contraseñas nunca expuestas: </w:t>
+      </w:r>
+      <w:r>
+        <w:rPr>
+          <w:sz w:val="22"/>
+          <w:szCs w:val="22"/>
+        </w:rPr>
+        <w:t xml:space="preserve">el hash de la contraseña se elimina de todas las respuestas de la API a nivel de servidor, no solo en el cliente.</w:t>
       </w:r>
     </w:p>
     <w:p>
@@ -2735,14 +2718,116 @@
           <w:sz w:val="22"/>
           <w:szCs w:val="22"/>
         </w:rPr>
-        <w:t xml:space="preserve">PM2 </w:t>
-      </w:r>
-      <w:r>
-        <w:rPr>
-          <w:sz w:val="22"/>
-          <w:szCs w:val="22"/>
-        </w:rPr>
-        <w:t xml:space="preserve">como gestor de procesos: mantiene la API viva, la reinicia si falla y la arranca al reiniciar el servidor (pm2 startup + pm2 save).</w:t>
+        <w:t xml:space="preserve">CORS restringible: </w:t>
+      </w:r>
+      <w:r>
+        <w:rPr>
+          <w:sz w:val="22"/>
+          <w:szCs w:val="22"/>
+        </w:rPr>
+        <w:t xml:space="preserve">mediante la variable de entorno CORS_ORIGIN se limita el acceso a la API al dominio del frontend en producción.</w:t>
+      </w:r>
+    </w:p>
+    <w:p>
+      <w:pPr>
+        <w:spacing w:after="160" w:line="300"/>
+        <w:jc w:val="both"/>
+      </w:pPr>
+      <w:r>
+        <w:rPr>
+          <w:sz w:val="22"/>
+          <w:szCs w:val="22"/>
+        </w:rPr>
+        <w:t xml:space="preserve">Estas comprobaciones se validaron end-to-end: solicitudes sin token reciben 401; un usuario común recibe 403 al intentar gestionar recursos o editar a otros; y el administrador conserva el acceso completo.</w:t>
+      </w:r>
+    </w:p>
+    <w:p>
+      <w:pPr>
+        <w:pStyle w:val="Heading1"/>
+        <w:spacing w:after="200" w:before="360"/>
+      </w:pPr>
+      <w:r>
+        <w:rPr>
+          <w:b/>
+          <w:bCs/>
+          <w:color w:val="10312B"/>
+        </w:rPr>
+        <w:t xml:space="preserve">6. Despliegue en producción (DigitalOcean)</w:t>
+      </w:r>
+    </w:p>
+    <w:p>
+      <w:pPr>
+        <w:spacing w:after="160" w:line="300"/>
+        <w:jc w:val="both"/>
+      </w:pPr>
+      <w:r>
+        <w:rPr>
+          <w:sz w:val="22"/>
+          <w:szCs w:val="22"/>
+        </w:rPr>
+        <w:t xml:space="preserve">El sistema está </w:t>
+      </w:r>
+      <w:r>
+        <w:rPr>
+          <w:b/>
+          <w:bCs/>
+          <w:sz w:val="22"/>
+          <w:szCs w:val="22"/>
+        </w:rPr>
+        <w:t xml:space="preserve">desplegado y en uso</w:t>
+      </w:r>
+      <w:r>
+        <w:rPr>
+          <w:sz w:val="22"/>
+          <w:szCs w:val="22"/>
+        </w:rPr>
+        <w:t xml:space="preserve"> en un droplet de DigitalOcean con las especificaciones: </w:t>
+      </w:r>
+      <w:r>
+        <w:rPr>
+          <w:b/>
+          <w:bCs/>
+          <w:sz w:val="22"/>
+          <w:szCs w:val="22"/>
+        </w:rPr>
+        <w:t xml:space="preserve">1 vCPU, 1 GB de RAM, 25 GB de disco, Ubuntu 24.04 (LTS) x64</w:t>
+      </w:r>
+      <w:r>
+        <w:rPr>
+          <w:sz w:val="22"/>
+          <w:szCs w:val="22"/>
+        </w:rPr>
+        <w:t xml:space="preserve">. Se accede públicamente en </w:t>
+      </w:r>
+      <w:r>
+        <w:rPr>
+          <w:b/>
+          <w:bCs/>
+          <w:sz w:val="22"/>
+          <w:szCs w:val="22"/>
+        </w:rPr>
+        <w:t xml:space="preserve">http://142.93.54.0</w:t>
+      </w:r>
+      <w:r>
+        <w:rPr>
+          <w:sz w:val="22"/>
+          <w:szCs w:val="22"/>
+        </w:rPr>
+        <w:t xml:space="preserve">. Las decisiones tecnológicas del proyecto encajan bien con un servidor de este tamaño: el frontend compila a archivos estáticos (no consume RAM propia), la API es un único proceso Node.js sin estado de sesión, y el sondeo cada 8 s genera una carga mínima.</w:t>
+      </w:r>
+    </w:p>
+    <w:p>
+      <w:pPr>
+        <w:pStyle w:val="Heading2"/>
+        <w:spacing w:after="160" w:before="280"/>
+      </w:pPr>
+      <w:r>
+        <w:rPr>
+          <w:b/>
+          <w:bCs/>
+          <w:color w:val="006657"/>
+        </w:rPr>
+        <w:t xml:space="preserve">6.1 Infraestructura del servidor</w:t>
       </w:r>
     </w:p>
     <w:p>
@@ -2761,14 +2846,14 @@
           <w:sz w:val="22"/>
           <w:szCs w:val="22"/>
         </w:rPr>
-        <w:t xml:space="preserve">PostgreSQL </w:t>
-      </w:r>
-      <w:r>
-        <w:rPr>
-          <w:sz w:val="22"/>
-          <w:szCs w:val="22"/>
-        </w:rPr>
-        <w:t xml:space="preserve">instalado en el mismo droplet (apto para esta escala). Con 1 GB de RAM conviene ajustar shared_buffers a ~128 MB y limitar max_connections a ~20.</w:t>
+        <w:t xml:space="preserve">Acceso por SSH con PuTTY: </w:t>
+      </w:r>
+      <w:r>
+        <w:rPr>
+          <w:sz w:val="22"/>
+          <w:szCs w:val="22"/>
+        </w:rPr>
+        <w:t xml:space="preserve">la administración del servidor se realiza mediante conexión SSH desde PuTTY hacia el droplet.</w:t>
       </w:r>
     </w:p>
     <w:p>
@@ -2787,14 +2872,14 @@
           <w:sz w:val="22"/>
           <w:szCs w:val="22"/>
         </w:rPr>
-        <w:t xml:space="preserve">Memoria de intercambio (swap) de 1–2 GB: </w:t>
-      </w:r>
-      <w:r>
-        <w:rPr>
-          <w:sz w:val="22"/>
-          <w:szCs w:val="22"/>
-        </w:rPr>
-        <w:t xml:space="preserve">imprescindible con 1 GB de RAM para absorber picos (por ejemplo, durante compilaciones o migraciones) sin que el sistema mate procesos.</w:t>
+        <w:t xml:space="preserve">Base de datos: </w:t>
+      </w:r>
+      <w:r>
+        <w:rPr>
+          <w:sz w:val="22"/>
+          <w:szCs w:val="22"/>
+        </w:rPr>
+        <w:t xml:space="preserve">PostgreSQL corre en un contenedor dentro del servidor. La base de datos de desarrollo local se exportó e importó al contenedor del servidor, de modo que producción arrancó con los datos ya cargados.</w:t>
       </w:r>
     </w:p>
     <w:p>
@@ -2813,14 +2898,14 @@
           <w:sz w:val="22"/>
           <w:szCs w:val="22"/>
         </w:rPr>
-        <w:t xml:space="preserve">HTTPS con Certbot (Let's Encrypt): </w:t>
-      </w:r>
-      <w:r>
-        <w:rPr>
-          <w:sz w:val="22"/>
-          <w:szCs w:val="22"/>
-        </w:rPr>
-        <w:t xml:space="preserve">certificado gratuito y renovación automática. Indispensable porque el sistema maneja credenciales.</w:t>
+        <w:t xml:space="preserve">PM2 como gestor de procesos: </w:t>
+      </w:r>
+      <w:r>
+        <w:rPr>
+          <w:sz w:val="22"/>
+          <w:szCs w:val="22"/>
+        </w:rPr>
+        <w:t xml:space="preserve">mantiene viva la API Node, la reinicia si falla y la levanta al reiniciar el servidor. La configuración vive en ecosystem.config.cjs y se arranca en modo producción (--env production).</w:t>
       </w:r>
     </w:p>
     <w:p>
@@ -2839,14 +2924,14 @@
           <w:sz w:val="22"/>
           <w:szCs w:val="22"/>
         </w:rPr>
-        <w:t xml:space="preserve">Firewall UFW: </w:t>
-      </w:r>
-      <w:r>
-        <w:rPr>
-          <w:sz w:val="22"/>
-          <w:szCs w:val="22"/>
-        </w:rPr>
-        <w:t xml:space="preserve">permitir únicamente los puertos 22 (SSH), 80 y 443. PostgreSQL y el puerto 3000 no deben quedar expuestos a internet.</w:t>
+        <w:t xml:space="preserve">Nginx como servidor web: </w:t>
+      </w:r>
+      <w:r>
+        <w:rPr>
+          <w:sz w:val="22"/>
+          <w:szCs w:val="22"/>
+        </w:rPr>
+        <w:t xml:space="preserve">sirve el build estático del frontend desde /var/www/helpdesk y actúa como punto de entrada del sitio. Los archivos pertenecen al usuario www-data.</w:t>
       </w:r>
     </w:p>
     <w:p>
@@ -2860,7 +2945,20 @@
           <w:bCs/>
           <w:color w:val="006657"/>
         </w:rPr>
-        <w:t xml:space="preserve">6.2 Pasos de publicación</w:t>
+        <w:t xml:space="preserve">6.2 Automatización del despliegue (deploy.sh)</w:t>
+      </w:r>
+    </w:p>
+    <w:p>
+      <w:pPr>
+        <w:spacing w:after="160" w:line="300"/>
+        <w:jc w:val="both"/>
+      </w:pPr>
+      <w:r>
+        <w:rPr>
+          <w:sz w:val="22"/>
+          <w:szCs w:val="22"/>
+        </w:rPr>
+        <w:t xml:space="preserve">Para publicar cambios se creó un script de shell (deploy.sh) que compila y actualiza todo el proyecto con un solo comando. Cada vez que se sube un cambio a GitHub, ejecutar el script en el servidor realiza la secuencia completa:</w:t>
       </w:r>
     </w:p>
     <w:p>
@@ -2877,7 +2975,7 @@
           <w:sz w:val="22"/>
           <w:szCs w:val="22"/>
         </w:rPr>
-        <w:t xml:space="preserve">Instalar Node.js 22 LTS, Nginx, PostgreSQL y PM2; crear la swap y configurar UFW.</w:t>
+        <w:t xml:space="preserve">git pull — trae los últimos cambios del repositorio.</w:t>
       </w:r>
     </w:p>
     <w:p>
@@ -2894,7 +2992,7 @@
           <w:sz w:val="22"/>
           <w:szCs w:val="22"/>
         </w:rPr>
-        <w:t xml:space="preserve">Clonar el repositorio, crear el archivo .env con DATABASE_URL y JWT_SECRET (un secreto nuevo y fuerte, distinto al de desarrollo).</w:t>
+        <w:t xml:space="preserve">npm install y npx prisma generate — instala dependencias del backend y regenera el cliente de Prisma.</w:t>
       </w:r>
     </w:p>
     <w:p>
@@ -2911,7 +3009,7 @@
           <w:sz w:val="22"/>
           <w:szCs w:val="22"/>
         </w:rPr>
-        <w:t xml:space="preserve">Aplicar el esquema con npx prisma migrate deploy y generar el cliente con npx prisma generate.</w:t>
+        <w:t xml:space="preserve">rm -rf dist y npx tsc — recompila el backend TypeScript a JavaScript.</w:t>
       </w:r>
     </w:p>
     <w:p>
@@ -2928,7 +3026,7 @@
           <w:sz w:val="22"/>
           <w:szCs w:val="22"/>
         </w:rPr>
-        <w:t xml:space="preserve">Compilar el frontend (cd frontend &amp;&amp; npm run build) apuntando VITE_API_URL al dominio público, y copiar dist/ a la ruta que sirve Nginx.</w:t>
+        <w:t xml:space="preserve">pm2 start ecosystem.config.cjs --env production y pm2 save — arranca/actualiza la API con PM2 y guarda el estado para que sobreviva a reinicios.</w:t>
       </w:r>
     </w:p>
     <w:p>
@@ -2945,7 +3043,7 @@
           <w:sz w:val="22"/>
           <w:szCs w:val="22"/>
         </w:rPr>
-        <w:t xml:space="preserve">Arrancar la API con PM2 y verificar el flujo completo (login, creación y cierre de ticket) en el dominio final.</w:t>
+        <w:t xml:space="preserve">En frontend/: npm install, se limpia dist y npm run build — genera el build estático de producción.</w:t>
       </w:r>
     </w:p>
     <w:p>
@@ -2962,7 +3060,20 @@
           <w:sz w:val="22"/>
           <w:szCs w:val="22"/>
         </w:rPr>
-        <w:t xml:space="preserve">Antes de liberar el sistema a los usuarios: proteger las rutas /api/user con el middleware de autenticación (ver sección 5.9).</w:t>
+        <w:t xml:space="preserve">Se reemplaza /var/www/helpdesk con el nuevo build (sudo cp -r dist), se ajustan permisos a www-data y se recarga Nginx (sudo systemctl reload nginx).</w:t>
+      </w:r>
+    </w:p>
+    <w:p>
+      <w:pPr>
+        <w:spacing w:after="160" w:line="300"/>
+        <w:jc w:val="both"/>
+      </w:pPr>
+      <w:r>
+        <w:rPr>
+          <w:sz w:val="22"/>
+          <w:szCs w:val="22"/>
+        </w:rPr>
+        <w:t xml:space="preserve">Así, actualizar el sistema en producción se reduce a subir el cambio a GitHub y ejecutar ./deploy.sh en el servidor.</w:t>
       </w:r>
     </w:p>
     <w:p>
@@ -2976,7 +3087,99 @@
           <w:bCs/>
           <w:color w:val="006657"/>
         </w:rPr>
-        <w:t xml:space="preserve">6.3 Consideraciones de capacidad</w:t>
+        <w:t xml:space="preserve">6.3 Variables de entorno en producción</w:t>
+      </w:r>
+    </w:p>
+    <w:p>
+      <w:pPr>
+        <w:pStyle w:val="ListParagraph"/>
+        <w:numPr>
+          <w:ilvl w:val="0"/>
+          <w:numId w:val="2"/>
+        </w:numPr>
+        <w:spacing w:after="100" w:line="300"/>
+      </w:pPr>
+      <w:r>
+        <w:rPr>
+          <w:b/>
+          <w:bCs/>
+          <w:sz w:val="22"/>
+          <w:szCs w:val="22"/>
+        </w:rPr>
+        <w:t xml:space="preserve">DATABASE_URL: </w:t>
+      </w:r>
+      <w:r>
+        <w:rPr>
+          <w:sz w:val="22"/>
+          <w:szCs w:val="22"/>
+        </w:rPr>
+        <w:t xml:space="preserve">cadena de conexión al contenedor de PostgreSQL del servidor.</w:t>
+      </w:r>
+    </w:p>
+    <w:p>
+      <w:pPr>
+        <w:pStyle w:val="ListParagraph"/>
+        <w:numPr>
+          <w:ilvl w:val="0"/>
+          <w:numId w:val="2"/>
+        </w:numPr>
+        <w:spacing w:after="100" w:line="300"/>
+      </w:pPr>
+      <w:r>
+        <w:rPr>
+          <w:b/>
+          <w:bCs/>
+          <w:sz w:val="22"/>
+          <w:szCs w:val="22"/>
+        </w:rPr>
+        <w:t xml:space="preserve">JWT_SECRET: </w:t>
+      </w:r>
+      <w:r>
+        <w:rPr>
+          <w:sz w:val="22"/>
+          <w:szCs w:val="22"/>
+        </w:rPr>
+        <w:t xml:space="preserve">secreto para firmar los tokens de sesión, distinto al de desarrollo.</w:t>
+      </w:r>
+    </w:p>
+    <w:p>
+      <w:pPr>
+        <w:pStyle w:val="ListParagraph"/>
+        <w:numPr>
+          <w:ilvl w:val="0"/>
+          <w:numId w:val="2"/>
+        </w:numPr>
+        <w:spacing w:after="100" w:line="300"/>
+      </w:pPr>
+      <w:r>
+        <w:rPr>
+          <w:b/>
+          <w:bCs/>
+          <w:sz w:val="22"/>
+          <w:szCs w:val="22"/>
+        </w:rPr>
+        <w:t xml:space="preserve">CORS_ORIGIN: </w:t>
+      </w:r>
+      <w:r>
+        <w:rPr>
+          <w:sz w:val="22"/>
+          <w:szCs w:val="22"/>
+        </w:rPr>
+        <w:t xml:space="preserve">restringe el acceso a la API al dominio/IP del frontend en producción.</w:t>
+      </w:r>
+    </w:p>
+    <w:p>
+      <w:pPr>
+        <w:pStyle w:val="Heading2"/>
+        <w:spacing w:after="160" w:before="280"/>
+      </w:pPr>
+      <w:r>
+        <w:rPr>
+          <w:b/>
+          <w:bCs/>
+          <w:color w:val="006657"/>
+        </w:rPr>
+        <w:t xml:space="preserve">6.4 Consideraciones de capacidad y siguientes pasos</w:t>
       </w:r>
     </w:p>
     <w:p>
@@ -3003,7 +3206,7 @@
           <w:bCs/>
           <w:color w:val="10312B"/>
         </w:rPr>
-        <w:t xml:space="preserve">7. Conclusión</w:t>
+        <w:t xml:space="preserve">7. Recomendaciones futuras</w:t>
       </w:r>
     </w:p>
     <w:p>
@@ -3016,7 +3219,311 @@
           <w:sz w:val="22"/>
           <w:szCs w:val="22"/>
         </w:rPr>
-        <w:t xml:space="preserve">CATI es un sistema completo y funcional de mesa de ayuda alineado a la identidad de la Secretaría del Bienestar. Las tecnologías elegidas —TypeScript de extremo a extremo, Express, Prisma/PostgreSQL, React con Vite y un ecosistema de UI moderno— priorizan mantenibilidad, seguridad básica y bajo consumo de recursos, lo que permite operarlo en un servidor económico de 1 GB de RAM. Las limitaciones conocidas están documentadas y acotadas, con un camino claro de endurecimiento antes de la liberación definitiva.</w:t>
+        <w:t xml:space="preserve">El sistema ya está en producción y operativo. Las siguientes mejoras no son urgentes, pero elevarían la seguridad y robustez del servicio a mediano plazo.</w:t>
+      </w:r>
+    </w:p>
+    <w:p>
+      <w:pPr>
+        <w:pStyle w:val="Heading2"/>
+        <w:spacing w:after="160" w:before="280"/>
+      </w:pPr>
+      <w:r>
+        <w:rPr>
+          <w:b/>
+          <w:bCs/>
+          <w:color w:val="006657"/>
+        </w:rPr>
+        <w:t xml:space="preserve">7.1 Dominio propio y HTTPS</w:t>
+      </w:r>
+    </w:p>
+    <w:p>
+      <w:pPr>
+        <w:spacing w:after="160" w:line="300"/>
+        <w:jc w:val="both"/>
+      </w:pPr>
+      <w:r>
+        <w:rPr>
+          <w:sz w:val="22"/>
+          <w:szCs w:val="22"/>
+        </w:rPr>
+        <w:t xml:space="preserve">Actualmente el sistema se accede por IP sobre HTTP (http://142.93.54.0). La mejora más recomendable es asociar un dominio y habilitar HTTPS, porque cifra las contraseñas y datos en tránsito y elimina el aviso de “sitio no seguro” del navegador. Conviene aclarar que la parte técnica es sencilla; lo que suele tardar es conseguir el dominio, que es un trámite administrativo.</w:t>
+      </w:r>
+    </w:p>
+    <w:p>
+      <w:pPr>
+        <w:spacing w:after="160" w:line="300"/>
+        <w:jc w:val="both"/>
+      </w:pPr>
+      <w:r>
+        <w:rPr>
+          <w:b/>
+          <w:bCs/>
+          <w:sz w:val="22"/>
+          <w:szCs w:val="22"/>
+        </w:rPr>
+        <w:t xml:space="preserve">1) Conseguir el dominio. </w:t>
+      </w:r>
+      <w:r>
+        <w:rPr>
+          <w:sz w:val="22"/>
+          <w:szCs w:val="22"/>
+        </w:rPr>
+        <w:t xml:space="preserve">Un certificado gratuito de Let's Encrypt no puede emitirse para una IP pelona, por lo que primero se necesita un nombre de dominio. Para un sistema oficial, lo ideal es solicitar un subdominio gob.mx (por ejemplo cati.bienestar.gob.mx) a través del área de TI de la dependencia; como alternativa rápida puede adquirirse un dominio comercial de bajo costo.</w:t>
+      </w:r>
+    </w:p>
+    <w:p>
+      <w:pPr>
+        <w:spacing w:after="160" w:line="300"/>
+        <w:jc w:val="both"/>
+      </w:pPr>
+      <w:r>
+        <w:rPr>
+          <w:b/>
+          <w:bCs/>
+          <w:sz w:val="22"/>
+          <w:szCs w:val="22"/>
+        </w:rPr>
+        <w:t xml:space="preserve">2) Apuntar el dominio al servidor. </w:t>
+      </w:r>
+      <w:r>
+        <w:rPr>
+          <w:sz w:val="22"/>
+          <w:szCs w:val="22"/>
+        </w:rPr>
+        <w:t xml:space="preserve">En el panel del proveedor del dominio se crea un registro DNS tipo A que apunte al droplet (142.93.54.0). Es un cambio de un par de minutos, más el tiempo de propagación.</w:t>
+      </w:r>
+    </w:p>
+    <w:p>
+      <w:pPr>
+        <w:spacing w:after="160" w:line="300"/>
+        <w:jc w:val="both"/>
+      </w:pPr>
+      <w:r>
+        <w:rPr>
+          <w:b/>
+          <w:bCs/>
+          <w:sz w:val="22"/>
+          <w:szCs w:val="22"/>
+        </w:rPr>
+        <w:t xml:space="preserve">3) Instalar el certificado con Certbot. </w:t>
+      </w:r>
+      <w:r>
+        <w:rPr>
+          <w:sz w:val="22"/>
+          <w:szCs w:val="22"/>
+        </w:rPr>
+        <w:t xml:space="preserve">Con el dominio ya apuntando al servidor, HTTPS se activa prácticamente solo:</w:t>
+      </w:r>
+    </w:p>
+    <w:p>
+      <w:pPr>
+        <w:pStyle w:val="ListParagraph"/>
+        <w:numPr>
+          <w:ilvl w:val="0"/>
+          <w:numId w:val="2"/>
+        </w:numPr>
+        <w:spacing w:after="100" w:line="300"/>
+      </w:pPr>
+      <w:r>
+        <w:rPr>
+          <w:sz w:val="22"/>
+          <w:szCs w:val="22"/>
+        </w:rPr>
+        <w:t xml:space="preserve">sudo apt install certbot python3-certbot-nginx</w:t>
+      </w:r>
+    </w:p>
+    <w:p>
+      <w:pPr>
+        <w:pStyle w:val="ListParagraph"/>
+        <w:numPr>
+          <w:ilvl w:val="0"/>
+          <w:numId w:val="2"/>
+        </w:numPr>
+        <w:spacing w:after="100" w:line="300"/>
+      </w:pPr>
+      <w:r>
+        <w:rPr>
+          <w:sz w:val="22"/>
+          <w:szCs w:val="22"/>
+        </w:rPr>
+        <w:t xml:space="preserve">sudo certbot --nginx -d cati.tudominio.mx</w:t>
+      </w:r>
+    </w:p>
+    <w:p>
+      <w:pPr>
+        <w:spacing w:after="160" w:line="300"/>
+        <w:jc w:val="both"/>
+      </w:pPr>
+      <w:r>
+        <w:rPr>
+          <w:sz w:val="22"/>
+          <w:szCs w:val="22"/>
+        </w:rPr>
+        <w:t xml:space="preserve">Certbot detecta la configuración de Nginx, obtiene el certificado, reescribe el bloque server para servir por HTTPS, redirige HTTP a HTTPS y programa la renovación automática (los certificados duran 90 días y se renuevan solos).</w:t>
+      </w:r>
+    </w:p>
+    <w:p>
+      <w:pPr>
+        <w:spacing w:after="160" w:line="300"/>
+        <w:jc w:val="both"/>
+      </w:pPr>
+      <w:r>
+        <w:rPr>
+          <w:b/>
+          <w:bCs/>
+          <w:sz w:val="22"/>
+          <w:szCs w:val="22"/>
+        </w:rPr>
+        <w:t xml:space="preserve">4) Ajustar la configuración del proyecto. </w:t>
+      </w:r>
+      <w:r>
+        <w:rPr>
+          <w:sz w:val="22"/>
+          <w:szCs w:val="22"/>
+        </w:rPr>
+        <w:t xml:space="preserve">Cambiar VITE_API_URL y CORS_ORIGIN al nuevo dominio con https:// y definir el server_name en Nginx. Son ajustes menores.</w:t>
+      </w:r>
+    </w:p>
+    <w:p>
+      <w:pPr>
+        <w:spacing w:after="160" w:line="300"/>
+        <w:jc w:val="both"/>
+      </w:pPr>
+      <w:r>
+        <w:rPr>
+          <w:b/>
+          <w:bCs/>
+          <w:sz w:val="22"/>
+          <w:szCs w:val="22"/>
+        </w:rPr>
+        <w:t xml:space="preserve">Resumen de esfuerzo: </w:t>
+      </w:r>
+      <w:r>
+        <w:rPr>
+          <w:sz w:val="22"/>
+          <w:szCs w:val="22"/>
+        </w:rPr>
+        <w:t xml:space="preserve">conseguir el dominio puede tardar (trámite), pero apuntar el DNS e instalar HTTPS toma alrededor de 20 minutos en total y no requiere cambios de código de la aplicación.</w:t>
+      </w:r>
+    </w:p>
+    <w:p>
+      <w:pPr>
+        <w:pStyle w:val="Heading2"/>
+        <w:spacing w:after="160" w:before="280"/>
+      </w:pPr>
+      <w:r>
+        <w:rPr>
+          <w:b/>
+          <w:bCs/>
+          <w:color w:val="006657"/>
+        </w:rPr>
+        <w:t xml:space="preserve">7.2 Respaldos automáticos de la base de datos</w:t>
+      </w:r>
+    </w:p>
+    <w:p>
+      <w:pPr>
+        <w:spacing w:after="160" w:line="300"/>
+        <w:jc w:val="both"/>
+      </w:pPr>
+      <w:r>
+        <w:rPr>
+          <w:sz w:val="22"/>
+          <w:szCs w:val="22"/>
+        </w:rPr>
+        <w:t xml:space="preserve">Al estar en producción, conviene programar un respaldo periódico del contenedor de PostgreSQL (por ejemplo con pg_dump vía una tarea cron diaria) y guardarlo fuera del droplet, para poder recuperar la información ante una falla del servidor.</w:t>
+      </w:r>
+    </w:p>
+    <w:p>
+      <w:pPr>
+        <w:pStyle w:val="Heading2"/>
+        <w:spacing w:after="160" w:before="280"/>
+      </w:pPr>
+      <w:r>
+        <w:rPr>
+          <w:b/>
+          <w:bCs/>
+          <w:color w:val="006657"/>
+        </w:rPr>
+        <w:t xml:space="preserve">7.3 Endurecimiento adicional del servidor</w:t>
+      </w:r>
+    </w:p>
+    <w:p>
+      <w:pPr>
+        <w:pStyle w:val="ListParagraph"/>
+        <w:numPr>
+          <w:ilvl w:val="0"/>
+          <w:numId w:val="2"/>
+        </w:numPr>
+        <w:spacing w:after="100" w:line="300"/>
+      </w:pPr>
+      <w:r>
+        <w:rPr>
+          <w:b/>
+          <w:bCs/>
+          <w:sz w:val="22"/>
+          <w:szCs w:val="22"/>
+        </w:rPr>
+        <w:t xml:space="preserve">Firewall (UFW): </w:t>
+      </w:r>
+      <w:r>
+        <w:rPr>
+          <w:sz w:val="22"/>
+          <w:szCs w:val="22"/>
+        </w:rPr>
+        <w:t xml:space="preserve">permitir solo los puertos necesarios (22 SSH, 80 y 443), y mantener el puerto de la base de datos accesible únicamente en local.</w:t>
+      </w:r>
+    </w:p>
+    <w:p>
+      <w:pPr>
+        <w:pStyle w:val="ListParagraph"/>
+        <w:numPr>
+          <w:ilvl w:val="0"/>
+          <w:numId w:val="2"/>
+        </w:numPr>
+        <w:spacing w:after="100" w:line="300"/>
+      </w:pPr>
+      <w:r>
+        <w:rPr>
+          <w:b/>
+          <w:bCs/>
+          <w:sz w:val="22"/>
+          <w:szCs w:val="22"/>
+        </w:rPr>
+        <w:t xml:space="preserve">Escalar recursos si crece la demanda: </w:t>
+      </w:r>
+      <w:r>
+        <w:rPr>
+          <w:sz w:val="22"/>
+          <w:szCs w:val="22"/>
+        </w:rPr>
+        <w:t xml:space="preserve">si en el futuro aumentan los usuarios o el histórico de tickets, el primer paso es ampliar la RAM del droplet (resize), sin cambios de código.</w:t>
+      </w:r>
+    </w:p>
+    <w:p>
+      <w:pPr>
+        <w:pStyle w:val="Heading1"/>
+        <w:spacing w:after="200" w:before="360"/>
+      </w:pPr>
+      <w:r>
+        <w:rPr>
+          <w:b/>
+          <w:bCs/>
+          <w:color w:val="10312B"/>
+        </w:rPr>
+        <w:t xml:space="preserve">8. Conclusión</w:t>
+      </w:r>
+    </w:p>
+    <w:p>
+      <w:pPr>
+        <w:spacing w:after="160" w:line="300"/>
+        <w:jc w:val="both"/>
+      </w:pPr>
+      <w:r>
+        <w:rPr>
+          <w:sz w:val="22"/>
+          <w:szCs w:val="22"/>
+        </w:rPr>
+        <w:t xml:space="preserve">CATI es un sistema completo, funcional y ya en producción, alineado a la identidad de la Secretaría del Bienestar. Las tecnologías elegidas —TypeScript de extremo a extremo, Express, Prisma/PostgreSQL, React con Vite y un ecosistema de UI moderno— priorizan mantenibilidad, seguridad y bajo consumo de recursos, lo que permite operarlo en un servidor económico de 1 GB de RAM. Antes del despliegue se cerraron los controles de seguridad (autenticación en todas las rutas, autorización por rol y protección de datos sensibles), y el flujo de actualización quedó automatizado con un único script, de modo que el mantenimiento continuo es sencillo.</w:t>
       </w:r>
     </w:p>
     <w:sectPr>
